--- a/熊猫成仙，从青竹山开始/第一卷 龙蛇起陆/第049章 路给他让开三尺.docx
+++ b/熊猫成仙，从青竹山开始/第一卷 龙蛇起陆/第049章 路给他让开三尺.docx
@@ -425,6 +425,20 @@
           <w:sz w:val="27"/>
           <w:szCs w:val="27"/>
         </w:rPr>
+        <w:t xml:space="preserve">陆明远也在清。他不用手，用爪子往两边扒，一扒一堆，比两个人快。扒到一半，他停下来，看竹长义跪在地上用两只手捧石头，就把自己那一堆往前推了推，推到他手边。</w:t>
+      </w:r>
+    </w:p>
+    <w:p>
+      <w:pPr>
+        <w:spacing w:line="468" w:lineRule="auto" w:after="149"/>
+        <w:ind w:firstLineChars="200" w:firstLine="540"/>
+      </w:pPr>
+      <w:r>
+        <w:rPr>
+          <w:rFonts w:ascii="Times New Roman" w:hAnsi="Times New Roman" w:eastAsia="宋体" w:cs="Times New Roman"/>
+          <w:sz w:val="27"/>
+          <w:szCs w:val="27"/>
+        </w:rPr>
         <w:t xml:space="preserve">竹守真看着那些石头，问了一句。</w:t>
       </w:r>
     </w:p>
@@ -523,7 +537,7 @@
           <w:sz w:val="27"/>
           <w:szCs w:val="27"/>
         </w:rPr>
-        <w:t xml:space="preserve">柴房后头有个洞，是三十年前挖的，通到坡上，洞口让一垛柴挡着。034 那一夜，三个人从这里出去过。</w:t>
+        <w:t xml:space="preserve">柴房后头有个洞，是三十年前挖的，通到坡上，洞口让一垛柴挡着。上回那一夜，三个人从这里出去过。</w:t>
       </w:r>
     </w:p>
     <w:p>
@@ -593,7 +607,7 @@
           <w:sz w:val="27"/>
           <w:szCs w:val="27"/>
         </w:rPr>
-        <w:t xml:space="preserve">柳禾看着她，看了很久。</w:t>
+        <w:t xml:space="preserve">柳禾看着她，手在围裙上攥紧，又松开。</w:t>
       </w:r>
     </w:p>
     <w:p>
